--- a/nexidoc/Nexi_User_Guide_v22.32.docx
+++ b/nexidoc/Nexi_User_Guide_v22.32.docx
@@ -16121,12 +16121,12 @@
     </w:p>
     <w:p>
       <w:r>
-        <w:t>Now those changes are dated, the daily reminder touches only an issue a person marked resolved, and for calls and issues the guard asks which copy is newer: a call or issue changed on this computer with a NEWER date — and not re-opened — is ordinary work and uploads by itself. Still held for your decision: records removed in bulk, a bulk re-open of closed calls or resolved issues, and an older or undated copy (a computer that missed other people's work).</w:t>
-      </w:r>
-    </w:p>
-    <w:p>
-      <w:r>
-        <w:t>If the cloud does not take a store (the cloud worker in use, 3.7.0, drops any store over 5 MB — calls on some computers), the sync line now says “not stored by the cloud (too big): calls — kept on this computer” and the store stays unsent here instead of looking uploaded. The fix is to update the hnx-sync worker to 3.7.2 (20 MB) in Cloudflare — an owner step.</w:t>
+        <w:t>Now those changes are dated, and the daily approval reminder is kept on each computer — it never changes the issue itself, so a reminder can no longer undo an approval given on another computer. For calls and issues the guard asks which copy is newer: a call or issue changed on this computer with a NEWER date that does not move it back (re-open, un-approve) is ordinary work and uploads by itself. A date more than 10 minutes in the future (a computer whose clock runs ahead) is not trusted. Still held for your decision: records removed in bulk, a bulk re-open or un-approve, a computer whose clock runs ahead, and an old copy that would undo newer work from another computer.</w:t>
+      </w:r>
+    </w:p>
+    <w:p>
+      <w:r>
+        <w:t>If the cloud does not take a store (the cloud worker in use, 3.7.0, drops any store over 5 MB — calls on some computers), the sync line now says “not stored by the cloud (too big): calls — kept on this computer” and the store stays unsent here instead of looking uploaded. Nexi tries that store again when it changes, or after 30 minutes — not on every sync, which only slowed the office line. A big store whose merge with the newest cloud copy is still waiting (big stores merge at most every 5 minutes) is uploaded only after that merge. The fix is to update the hnx-sync worker to 3.7.2 (20 MB) in Cloudflare — an owner step.</w:t>
       </w:r>
     </w:p>
     <w:p>

--- a/nexidoc/Nexi_User_Guide_v22.32.docx
+++ b/nexidoc/Nexi_User_Guide_v22.32.docx
@@ -6976,7 +6976,17 @@
     </w:p>
     <w:p>
       <w:r>
-        <w:t>Under “💡 Nexi says” each pool shows 🧪 What to add drawn to scale: the water rising from the level read to the daily target with the litres, A and B as 1-litre jugs filled to the exact amount, C in a measuring cup, and the proportion (every 10 cm ≈ N litres of water → 1 L A + 1 L B). It moves with the 🎞 Motion setting of the gauges. Before this round is entered it is drawn dashed, from the last reading.</w:t>
+        <w:t>Under “💡 Nexi says” each pool shows 🧪 What to add drawn to scale: the water rising from the level read to the daily target with the litres, A and B as 1-litre jugs filled to the exact amount, C in a measuring cup, and the proportion (every 10 cm ≈ N litres of water → 1 L A + 1 L B). It moves with the 🎞 Motion setting of the gauges. Before this round is entered it is drawn dashed, from the last reading. The amounts are the same as in “Nexi says” and the A/B boxes (e.g. 825 cc = 0.83 L); a mix shows its exact multiplier (15% over-tank → ×1.15). A project pool with no EC reading says “A / B: enter EC first”. Off screen, on paper and — outside 🎞 always — once a pool’s drawing has stood unchanged for one round of motion, it stands still; on a phone it sits under “Nexi says”.</w:t>
+      </w:r>
+    </w:p>
+    <w:p>
+      <w:r>
+        <w:t>A past day keeps the recommendation it was given: opening it, or a Pool &amp; Drum Setup change, never rewrites it, and 🎯 Smart Dosing shows that day’s own numbers with 🔒 past day instead of apply buttons. Today follows a setup change at once: the daily target, L and W, the litres per 10 cm or the greenhouse — today’s water and A/B are worked out again (values typed by hand are kept).</w:t>
+      </w:r>
+    </w:p>
+    <w:p>
+      <w:r>
+        <w:t>Exact halves round up (50 cm × 1.15 = 57.5 → 5.8 L). Pools added later in the paired rooms (GH3 &amp; GH4, GH7 &amp; GH8) follow 1 L per 10 cm like the room’s own pools.</w:t>
       </w:r>
     </w:p>
     <w:p>
@@ -6994,7 +7004,7 @@
     </w:p>
     <w:p>
       <w:r>
-        <w:t>🎯 Smart Dosing shows every pool of the round on one screen with the same numbers as “Nexi says” (water in litres, A, B and C); ✓ APPLY ALL writes them into the Pool Monitor. A pool that needs CALIBRATE gets no dose there either.</w:t>
+        <w:t>🎯 Smart Dosing shows every pool of the round on one screen with the same numbers as “Nexi says” (water in litres, A, B and C); ✓ APPLY ALL writes them into the Pool Monitor. A pool that needs CALIBRATE gets no dose there either. On a past day it shows that day’s own dose, read-only (🔒 past day).</w:t>
       </w:r>
     </w:p>
     <w:p>

--- a/nexidoc/Nexi_User_Guide_v22.32.docx
+++ b/nexidoc/Nexi_User_Guide_v22.32.docx
@@ -521,7 +521,12 @@
     </w:p>
     <w:p>
       <w:r>
-        <w:t>An alert, call or warning that Nexi raised from data (a pool reading, a daily check, a sensor) stays open only while the NEWEST data still shows the problem — and then it is ONE open call, not one per day. When newer data shows it changed or was fixed, Nexi closes it by itself with a note saying why; a person can re-open it if the problem is still there.</w:t>
+        <w:t>An alert, call or warning that Nexi raised from data (a pool reading, a daily check, a sensor) stays open only while the NEWEST data still shows the problem — and then it is ONE open call, not one per day. When newer data shows it changed or was fixed, Nexi closes it by itself with a note saying why; a person can re-open it if the problem is still there — since v22.32 a re-open sticks (Nexi does not close it again, and a linked maintenance task that was done goes back to started).</w:t>
+      </w:r>
+    </w:p>
+    <w:p>
+      <w:r>
+        <w:t>Changes on calls and issues are dated, so the newest change wins on every computer. Two guards keep an old screen from undoing newer work: the issue window saves nothing when the issue changed since it was opened (approved, cancelled or resolved elsewhere) — it shows the issue again with the latest — and saving the same status only adds the note. A Daily Check-in never moves an approved or cancelled issue back; it adds its line and keeps the status. The approval clock of a resolved issue starts at its latest resolve.</w:t>
       </w:r>
     </w:p>
     <w:p>
@@ -6981,7 +6986,7 @@
     </w:p>
     <w:p>
       <w:r>
-        <w:t>A past day keeps the recommendation it was given: opening it, or a Pool &amp; Drum Setup change, never rewrites it, and 🎯 Smart Dosing shows that day’s own numbers with 🔒 past day instead of apply buttons. Today follows a setup change at once: the daily target, L and W, the litres per 10 cm or the greenhouse — today’s water and A/B are worked out again (values typed by hand are kept).</w:t>
+        <w:t>A past day keeps the recommendation it was given: opening it, or a Pool &amp; Drum Setup change, never rewrites it, and 🎯 Smart Dosing shows that day’s own numbers with 🔒 past day instead of apply buttons. Today follows a setup change at once — the daily target, L and W, the litres per 10 cm, the greenhouse, the pH target, the C recipe, the EC matrix or the over-tank EC — also when another screen shows a past day: today’s water, A/B and C are worked out again (values typed by hand are kept). A past day in 🎯 Smart Dosing is judged on the target it was dosed with.</w:t>
       </w:r>
     </w:p>
     <w:p>
@@ -16136,7 +16141,7 @@
     </w:p>
     <w:p>
       <w:r>
-        <w:t>If the cloud does not take a store (the cloud worker in use, 3.7.0, drops any store over 5 MB — calls on some computers), the sync line now says “not stored by the cloud (too big): calls — kept on this computer” and the store stays unsent here instead of looking uploaded. Nexi tries that store again when it changes, or after 30 minutes — not on every sync, which only slowed the office line. A big store whose merge with the newest cloud copy is still waiting (big stores merge at most every 5 minutes) is uploaded only after that merge. The fix is to update the hnx-sync worker to 3.7.2 (20 MB) in Cloudflare — an owner step.</w:t>
+        <w:t>If the cloud does not take a store (the cloud worker in use, 3.7.0, drops any store over 5 MB — calls on some computers), the sync line now says “not stored by the cloud (too big): calls — kept on this computer” and the store stays unsent here instead of looking uploaded. Nexi tries that store again when it changes, or after 30 minutes — not on every sync, which only slowed the office line; the line stays on the sync pill until the store goes up, and the store is not downloaded again meanwhile. A big store whose merge with the newest cloud copy is still waiting (big stores merge at most every 5 minutes) is uploaded only after that merge. The fix is to update the hnx-sync worker to 3.7.2 (20 MB) in Cloudflare — an owner step.</w:t>
       </w:r>
     </w:p>
     <w:p>

--- a/nexidoc/Nexi_User_Guide_v22.32.docx
+++ b/nexidoc/Nexi_User_Guide_v22.32.docx
@@ -9986,7 +9986,7 @@
     </w:p>
     <w:p>
       <w:r>
-        <w:t>HR card: for an office employee paid from the Monthly Basic, the Daily Rate Override box is greyed out with “Not used — pay comes from the Monthly Basic …” (it was ignored in silence). New box “Fixed EWT per cut-off” (accounting only): the exact company-paid BIR for a management member — Dr Amy ₱2,604.17 and Eyal ₱4,270.83 were moved onto it once from the code, pay unchanged; a new management member is set here.</w:t>
+        <w:t>HR card: for an office employee paid from the Monthly Basic, the Daily Rate Override box is greyed out with “Not used — pay comes from the Monthly Basic …” (it was ignored in silence). New box “Fixed EWT per cut-off” (accounting only): the exact company-paid BIR for a management member — the management members’ amounts were moved onto it once from the code, pay unchanged; a new management member is set here.</w:t>
       </w:r>
     </w:p>
     <w:p>
@@ -12338,7 +12338,7 @@
     </w:p>
     <w:p>
       <w:r>
-        <w:t>Every allowance row has a unit: per MONTH, PER DAY worked, or — since v21.23 — per MONTH if no missing day (an attendance incentive: paid whole in the cut-off that closes the calendar month, only when the month had no unauthorised absence; lates and approved leave do not break it; the payslip line says why it was or was not paid). The editors also warn when the same allowance row is on a card twice — Jomel’s Meal ₱2,000 sat there three times and paid ₱3,000 a cut-off. Since v21.24 an identical row (same purpose, unit, amount and taxable flag) is counted once by payroll whatever the card holds, and opening the card or the 💰 Allowances editor shows it as one row with a toast; press Save to keep the card clean, then regenerate the run. Per MONTH is prorated; PER DAY is multiplied by every day the person worked, with no ceiling. A ₱2,000 figure meant as a month, typed into a row left on PER DAY, paid ₱22,000 in one office cut-off.</w:t>
+        <w:t>Every allowance row has a unit: per MONTH, PER DAY worked, or — since v21.23 — per MONTH if no missing day (an attendance incentive: paid whole in the cut-off that closes the calendar month, only when the month had no unauthorised absence; lates and approved leave do not break it; the payslip line says why it was or was not paid). The editors also warn when the same allowance row is on a card twice — one card carried the same meal allowance three times and paid it three times a cut-off. Since v21.24 an identical row (same purpose, unit, amount and taxable flag) is counted once by payroll whatever the card holds, and opening the card or the 💰 Allowances editor shows it as one row with a toast; press Save to keep the card clean, then regenerate the run. Per MONTH is prorated; PER DAY is multiplied by every day the person worked, with no ceiling. A ₱2,000 figure meant as a month, typed into a row left on PER DAY, paid ₱22,000 in one office cut-off.</w:t>
       </w:r>
     </w:p>
     <w:p>
@@ -15129,7 +15129,7 @@
     </w:p>
     <w:p>
       <w:r>
-        <w:t>Loyalty Savings and every payroll screen (also the ones opened from Accounting) are visible ONLY to the System Admin, Jinky, Eyal and Dr Amy. Every other user — also Accounting users such as Joshane, and secondary admins — gets a 🔒 message and no employee amounts. Access overrides in Administration cannot open it for anyone else.</w:t>
+        <w:t>Loyalty Savings and every payroll screen (also the ones opened from Accounting) are visible ONLY to the System Admin, Jinky, Eyal and Dr Amy. Every other user — also other Accounting users and secondary admins — gets a 🔒 message and no employee amounts. Access overrides in Administration cannot open it for anyone else.</w:t>
       </w:r>
     </w:p>
     <w:p>
@@ -15147,7 +15147,7 @@
     </w:p>
     <w:p>
       <w:r>
-        <w:t>Every month the company sets aside a fixed amount per member (the monthly entitlement — ₱10,000 / ₱10,000 / ₱2,000 today). The amounts are remitted together to BDO by voucher and check, and BDO buys units of the Short Term Fund at that day’s NAVPU (the confirmation, COP, states the NAVPU and the units). Each employee owns a share of every remittance equal to their contribution ÷ the remittance, so they own that share of the units bought. Worth today = units × the latest NAVPU; interest = worth − contributions. The value moves with the NAVPU and can go down in a period (Mar→Apr 2026 did).</w:t>
+        <w:t>Every month the company sets aside a fixed amount per member (the monthly entitlement on each member’s HR card). The amounts are remitted together to BDO by voucher and check, and BDO buys units of the Short Term Fund at that day’s NAVPU (the confirmation, COP, states the NAVPU and the units). Each employee owns a share of every remittance equal to their contribution ÷ the remittance, so they own that share of the units bought. Worth today = units × the latest NAVPU; interest = worth − contributions. The value moves with the NAVPU and can go down in a period (Mar→Apr 2026 did).</w:t>
       </w:r>
     </w:p>
     <w:p>
@@ -15215,7 +15215,7 @@
     </w:p>
     <w:p>
       <w:r>
-        <w:t>The first open seeds the 28-Sep-2026 BDO audit workbook: Aug-2025 → Jun-2026, 10 remittances, ₱219,000 remitted, 1,689.1159 units, NAVPU 132.0663 on 14-Sep-2026, ₱89,000 outstanding to Sep-2026 (Jul–Sep unfunded for all three, Taladtad short in Feb–Apr). Correct anything from the vouchers; the workbook stays the audit trail.</w:t>
+        <w:t>The plan’s figures live in the synced loyalty store (they were entered from the BDO audit workbook of 28-Sep-2026); nothing is built into the page. Correct anything from the vouchers; the workbook stays the audit trail.</w:t>
       </w:r>
     </w:p>
     <w:p>
